--- a/docs/sdlc/10_requirements/WS2D-RD-001_要件定義書.docx
+++ b/docs/sdlc/10_requirements/WS2D-RD-001_要件定義書.docx
@@ -9123,7 +9123,7 @@
                 <w:rFonts w:ascii="Yu Gothic" w:hAnsi="Yu Gothic" w:eastAsia="Yu Gothic"/>
                 <w:sz w:val="17"/>
               </w:rPr>
-              <w:t>auth/login.html, setup.html, account.html, signup.html</w:t>
+              <w:t>auth/login.html, setup.html, signup.html, partials/view-account.html</w:t>
             </w:r>
           </w:p>
         </w:tc>
@@ -9241,7 +9241,7 @@
                 <w:rFonts w:ascii="Yu Gothic" w:hAnsi="Yu Gothic" w:eastAsia="Yu Gothic"/>
                 <w:sz w:val="17"/>
               </w:rPr>
-              <w:t>利用者とワークスペースの所属・ロール（owner/admin/member）を管理する</w:t>
+              <w:t>利用者とワークスペースの所属・ロール（一般/管理者）を管理する</w:t>
             </w:r>
           </w:p>
         </w:tc>
@@ -9279,7 +9279,7 @@
                 <w:rFonts w:ascii="Yu Gothic" w:hAnsi="Yu Gothic" w:eastAsia="Yu Gothic"/>
                 <w:sz w:val="17"/>
               </w:rPr>
-              <w:t>auth/user.html, auth/tenant.html, admin/console.html</w:t>
+              <w:t>auth/tenant.html, admin/console.html</w:t>
             </w:r>
           </w:p>
         </w:tc>
@@ -9428,7 +9428,7 @@
                 <w:rFonts w:ascii="Yu Gothic" w:hAnsi="Yu Gothic" w:eastAsia="Yu Gothic"/>
                 <w:sz w:val="17"/>
               </w:rPr>
-              <w:t>auth/account.html</w:t>
+              <w:t>partials/view-account.html</w:t>
             </w:r>
           </w:p>
         </w:tc>
@@ -9481,6 +9481,141 @@
                 <w:sz w:val="17"/>
               </w:rPr>
               <w:t>web/services/viewpoint_store.py</w:t>
+            </w:r>
+          </w:p>
+        </w:tc>
+      </w:tr>
+      <w:tr>
+        <w:tc>
+          <w:tcPr>
+            <w:tcW w:type="dxa" w:w="1417"/>
+          </w:tcPr>
+          <w:p>
+            <w:r>
+              <w:rPr>
+                <w:sz w:val="17"/>
+              </w:rPr>
+            </w:r>
+            <w:r>
+              <w:rPr>
+                <w:rFonts w:ascii="Consolas" w:hAnsi="Consolas" w:eastAsia="Consolas"/>
+                <w:sz w:val="17"/>
+              </w:rPr>
+              <w:t>user_menu_feedback</w:t>
+            </w:r>
+          </w:p>
+        </w:tc>
+        <w:tc>
+          <w:tcPr>
+            <w:tcW w:type="dxa" w:w="1417"/>
+          </w:tcPr>
+          <w:p>
+            <w:r>
+              <w:rPr>
+                <w:sz w:val="17"/>
+              </w:rPr>
+            </w:r>
+            <w:r>
+              <w:rPr>
+                <w:rFonts w:ascii="Yu Gothic" w:hAnsi="Yu Gothic" w:eastAsia="Yu Gothic"/>
+                <w:sz w:val="17"/>
+              </w:rPr>
+              <w:t>ユーザーメニューと利用者フィードバック送信</w:t>
+            </w:r>
+          </w:p>
+        </w:tc>
+        <w:tc>
+          <w:tcPr>
+            <w:tcW w:type="dxa" w:w="1417"/>
+          </w:tcPr>
+          <w:p>
+            <w:r>
+              <w:rPr>
+                <w:sz w:val="17"/>
+              </w:rPr>
+            </w:r>
+            <w:r>
+              <w:rPr>
+                <w:rFonts w:ascii="Yu Gothic" w:hAnsi="Yu Gothic" w:eastAsia="Yu Gothic"/>
+                <w:sz w:val="17"/>
+              </w:rPr>
+              <w:t>トップバーから個人設定・ガイド・フィードバック・ログアウトへ移動し、不具合や要望を送る</w:t>
+            </w:r>
+          </w:p>
+        </w:tc>
+        <w:tc>
+          <w:tcPr>
+            <w:tcW w:type="dxa" w:w="1417"/>
+          </w:tcPr>
+          <w:p>
+            <w:r>
+              <w:rPr>
+                <w:sz w:val="17"/>
+              </w:rPr>
+            </w:r>
+            <w:r>
+              <w:rPr>
+                <w:rFonts w:ascii="Yu Gothic" w:hAnsi="Yu Gothic" w:eastAsia="Yu Gothic"/>
+                <w:sz w:val="17"/>
+              </w:rPr>
+              <w:t>high</w:t>
+            </w:r>
+          </w:p>
+        </w:tc>
+        <w:tc>
+          <w:tcPr>
+            <w:tcW w:type="dxa" w:w="1417"/>
+          </w:tcPr>
+          <w:p>
+            <w:r>
+              <w:rPr>
+                <w:sz w:val="17"/>
+              </w:rPr>
+            </w:r>
+            <w:r>
+              <w:rPr>
+                <w:rFonts w:ascii="Yu Gothic" w:hAnsi="Yu Gothic" w:eastAsia="Yu Gothic"/>
+                <w:sz w:val="17"/>
+              </w:rPr>
+              <w:t>partials/topbar.html, partials/view-account.html, partials/view-feedback.html</w:t>
+            </w:r>
+          </w:p>
+        </w:tc>
+        <w:tc>
+          <w:tcPr>
+            <w:tcW w:type="dxa" w:w="1417"/>
+          </w:tcPr>
+          <w:p>
+            <w:r>
+              <w:rPr>
+                <w:sz w:val="17"/>
+              </w:rPr>
+            </w:r>
+            <w:r>
+              <w:rPr>
+                <w:rFonts w:ascii="Consolas" w:hAnsi="Consolas" w:eastAsia="Consolas"/>
+                <w:sz w:val="17"/>
+              </w:rPr>
+              <w:t>web/routes/feedback.py</w:t>
+            </w:r>
+          </w:p>
+        </w:tc>
+        <w:tc>
+          <w:tcPr>
+            <w:tcW w:type="dxa" w:w="1417"/>
+          </w:tcPr>
+          <w:p>
+            <w:r>
+              <w:rPr>
+                <w:sz w:val="17"/>
+              </w:rPr>
+            </w:r>
+            <w:r>
+              <w:rPr>
+                <w:rFonts w:ascii="Consolas" w:hAnsi="Consolas" w:eastAsia="Consolas"/>
+                <w:sz w:val="17"/>
+              </w:rPr>
+              <w:t>web/services/feedback_store.py</w:t>
             </w:r>
           </w:p>
         </w:tc>

--- a/docs/sdlc/10_requirements/WS2D-RD-001_要件定義書.docx
+++ b/docs/sdlc/10_requirements/WS2D-RD-001_要件定義書.docx
@@ -9279,7 +9279,7 @@
                 <w:rFonts w:ascii="Yu Gothic" w:hAnsi="Yu Gothic" w:eastAsia="Yu Gothic"/>
                 <w:sz w:val="17"/>
               </w:rPr>
-              <w:t>auth/tenant.html, admin/console.html</w:t>
+              <w:t>auth/tenant.html, partials/view-user-management.html</w:t>
             </w:r>
           </w:p>
         </w:tc>
